--- a/课堂实践进度报告三.docx
+++ b/课堂实践进度报告三.docx
@@ -5232,22 +5232,6 @@
     </w:p>
     <w:p>
       <w:pPr>
-        <w:spacing w:after="60" w:line="312"/>
-        <w:ind w:firstLine="420"/>
-        <w:jc w:val="both"/>
-      </w:pPr>
-      <w:r>
-        <w:rPr>
-          <w:rFonts w:ascii="Calibri" w:eastAsia="Microsoft YaHei"/>
-          <w:color w:val="182030"/>
-          <w:sz w:val="24"/>
-          <w:szCs w:val="24"/>
-        </w:rPr>
-        <w:t xml:space="preserve">查阅资料：MDN clamp()、prefers-color-scheme、@media print 文档；菜鸟教程 CSS 布局章节；Bootstrap 中文文档 v5.bootcss.com（栅格、navbar、card、工具类）。</w:t>
-      </w:r>
-    </w:p>
-    <w:p>
-      <w:pPr>
         <w:spacing w:after="200" w:line="312"/>
         <w:ind w:firstLine="420"/>
         <w:jc w:val="both"/>
@@ -5259,7 +5243,7 @@
           <w:sz w:val="24"/>
           <w:szCs w:val="24"/>
         </w:rPr>
-        <w:t xml:space="preserve">AI 工具使用情况：本仓库页面代码在 ZCode（智谱 GLM）AI 编程助手的辅助下编写，进度报告由 AI 协助整理、由本人核对补充。本人已逐行阅读全部代码，Flex 两轴、auto-fit 折叠空轨道、clamp 的取值逻辑、样式覆盖加载顺序等关键点均可现场解释与修改。</w:t>
+        <w:t xml:space="preserve">查阅资料：MDN clamp()、prefers-color-scheme、@media print 文档；菜鸟教程 CSS 布局章节（runoob.com）；Flexbox Playground（codepen.io/enxaneta）；Bootstrap 中文文档 v5.bootcss.com（栅格、navbar、card、alert、工具类与样式覆盖）。</w:t>
       </w:r>
     </w:p>
     <w:sectPr>
